--- a/docs/cover_letter_RINENG.docx
+++ b/docs/cover_letter_RINENG.docx
@@ -205,7 +205,7 @@
           <w:sz w:val="22"/>
           <w:szCs w:val="22"/>
         </w:rPr>
-        <w:t xml:space="preserve">We believe the work fits Results in Engineering well: it is a rigorous, application-grounded engineering result whose value lies in correcting a working assumption that current surrogate-building protocols optimise for, and in providing actionable design guidance — evaluate surrogates by downstream control utility, not predictive accuracy alone.</w:t>
+        <w:t xml:space="preserve">We believe the work fits Results in Engineering well: it is a rigorous, application-grounded engineering result whose value lies in correcting a working assumption that current surrogate-building protocols optimise for, and in providing actionable design guidance — evaluate surrogates by downstream control utility, not predictive accuracy alone. The manuscript is organised as a self-contained main text carrying the scientific argument and key evidence, with the full parameterisation, diagnostics, and per-artifact provenance placed in the accompanying supplementary material.</w:t>
       </w:r>
     </w:p>
     <w:p>
